--- a/Звіти/Шаблон.docx
+++ b/Звіти/Шаблон.docx
@@ -160,16 +160,16 @@
           <w:szCs w:val="28"/>
           <w:lang w:val="uk-UA"/>
         </w:rPr>
-        <w:t>З курсу «Комп'ютерні мережі</w:t>
-      </w:r>
-      <w:r>
-        <w:rPr>
-          <w:rFonts w:ascii="Times New Roman" w:eastAsia="Times New Roman" w:hAnsi="Times New Roman" w:cs="Times New Roman"/>
-          <w:sz w:val="28"/>
-          <w:szCs w:val="28"/>
-          <w:lang w:val="uk-UA"/>
-        </w:rPr>
-        <w:t xml:space="preserve"> ...</w:t>
+        <w:t>З курсу «</w:t>
+      </w:r>
+      <w:r>
+        <w:rPr>
+          <w:rFonts w:ascii="Times New Roman" w:eastAsia="Times New Roman" w:hAnsi="Times New Roman" w:cs="Times New Roman"/>
+          <w:sz w:val="28"/>
+          <w:szCs w:val="28"/>
+          <w:lang w:val="uk-UA"/>
+        </w:rPr>
+        <w:t>Методи обчислень</w:t>
       </w:r>
       <w:r>
         <w:rPr>
@@ -380,20 +380,18 @@
         <w:jc w:val="right"/>
         <w:rPr>
           <w:rFonts w:ascii="Times New Roman" w:eastAsia="Times New Roman" w:hAnsi="Times New Roman" w:cs="Times New Roman"/>
-          <w:color w:val="000000" w:themeColor="text1"/>
-          <w:sz w:val="28"/>
-          <w:szCs w:val="28"/>
-          <w:lang w:val="uk-UA"/>
-        </w:rPr>
-      </w:pPr>
-      <w:r>
-        <w:rPr>
-          <w:rFonts w:ascii="Times New Roman" w:eastAsia="Times New Roman" w:hAnsi="Times New Roman" w:cs="Times New Roman"/>
-          <w:color w:val="000000" w:themeColor="text1"/>
-          <w:sz w:val="28"/>
-          <w:szCs w:val="28"/>
-        </w:rPr>
-        <w:t>асистент Галяткін Олександр</w:t>
+          <w:sz w:val="28"/>
+          <w:szCs w:val="28"/>
+          <w:lang w:val="uk-UA"/>
+        </w:rPr>
+      </w:pPr>
+      <w:r>
+        <w:rPr>
+          <w:rFonts w:ascii="Times New Roman" w:eastAsia="Times New Roman" w:hAnsi="Times New Roman" w:cs="Times New Roman"/>
+          <w:sz w:val="28"/>
+          <w:szCs w:val="28"/>
+        </w:rPr>
+        <w:t>асистент Патинко Андрій</w:t>
       </w:r>
     </w:p>
     <w:p>
@@ -512,31 +510,6 @@
           <w:lang w:val="uk-UA"/>
         </w:rPr>
         <w:t xml:space="preserve"> </w:t>
-      </w:r>
-    </w:p>
-    <w:p>
-      <w:pPr>
-        <w:spacing w:line="360" w:lineRule="auto"/>
-        <w:jc w:val="center"/>
-        <w:rPr>
-          <w:rFonts w:ascii="Times New Roman" w:eastAsia="Times New Roman" w:hAnsi="Times New Roman" w:cs="Times New Roman"/>
-          <w:b/>
-          <w:bCs/>
-          <w:sz w:val="28"/>
-          <w:szCs w:val="28"/>
-          <w:lang w:val="uk-UA"/>
-        </w:rPr>
-      </w:pPr>
-      <w:r>
-        <w:rPr>
-          <w:rFonts w:ascii="Times New Roman" w:eastAsia="Times New Roman" w:hAnsi="Times New Roman" w:cs="Times New Roman"/>
-          <w:b/>
-          <w:bCs/>
-          <w:sz w:val="28"/>
-          <w:szCs w:val="20"/>
-          <w:lang w:val="uk-UA"/>
-        </w:rPr>
-        <w:t>Теоретичні відомості</w:t>
       </w:r>
     </w:p>
     <w:p>
@@ -996,7 +969,6 @@
   <w:style w:type="character" w:default="1" w:styleId="a0">
     <w:name w:val="Default Paragraph Font"/>
     <w:uiPriority w:val="1"/>
-    <w:semiHidden/>
     <w:unhideWhenUsed/>
   </w:style>
   <w:style w:type="table" w:default="1" w:styleId="a1">
